--- a/docs/The-Historians-How-To-Play.docx
+++ b/docs/The-Historians-How-To-Play.docx
@@ -145,7 +145,14 @@
         <w:spacing w:after="120" w:line="276"/>
       </w:pPr>
       <w:r>
-        <w:t xml:space="preserve">Toggle "Tags" in the header to reveal each card’s tags, and "Significance" to reveal the teaching notes.</w:t>
+        <w:rPr>
+          <w:b/>
+          <w:bCs/>
+        </w:rPr>
+        <w:t xml:space="preserve">Tip: turn on "Significance" in the header, then click a card to open it and read the historical-significance note behind that source. </w:t>
+      </w:r>
+      <w:r>
+        <w:t xml:space="preserve">Turn on "Tags" the same way to reveal each card’s themes. Both are great for learning the history as you play.</w:t>
       </w:r>
     </w:p>
     <w:p>

--- a/docs/The-Historians-How-To-Play.docx
+++ b/docs/The-Historians-How-To-Play.docx
@@ -367,7 +367,7 @@
         <w:t xml:space="preserve">Bookshelf: </w:t>
       </w:r>
       <w:r>
-        <w:t xml:space="preserve">your published works.</w:t>
+        <w:t xml:space="preserve">your published works. You can print or save them as a study guide — see "Save Your Works as a Study Guide" below.</w:t>
       </w:r>
     </w:p>
     <w:p>
@@ -1558,6 +1558,77 @@
       </w:r>
       <w:r>
         <w:t xml:space="preserve">banked citations pay out (tokens × Publicist), and five awards grant bonus prestige (e.g., most publications, most citations, first to publish a book). Final scores post to a Hall of Scholars leaderboard kept separately for each game length.</w:t>
+      </w:r>
+    </w:p>
+    <w:p>
+      <w:pPr>
+        <w:pStyle w:val="Heading1"/>
+      </w:pPr>
+      <w:r>
+        <w:t xml:space="preserve">Save Your Works as a Study Guide</w:t>
+      </w:r>
+    </w:p>
+    <w:p>
+      <w:pPr>
+        <w:spacing w:after="120" w:line="276"/>
+      </w:pPr>
+      <w:r>
+        <w:t xml:space="preserve">Everything you publish is collected into a printable "Collected Works" document. Each publication appears with its thesis and a table of every piece of evidence behind it — the date, title, content, historical-significance note, and citation. Because it gathers the sources and their significance in one place, it doubles as a ready-made review sheet for the material you covered.</w:t>
+      </w:r>
+    </w:p>
+    <w:p>
+      <w:pPr>
+        <w:pStyle w:val="ListParagraph"/>
+        <w:numPr>
+          <w:ilvl w:val="0"/>
+          <w:numId w:val="3"/>
+        </w:numPr>
+        <w:spacing w:after="60" w:line="276"/>
+      </w:pPr>
+      <w:r>
+        <w:rPr>
+          <w:b/>
+          <w:bCs/>
+        </w:rPr>
+        <w:t xml:space="preserve">Solo: </w:t>
+      </w:r>
+      <w:r>
+        <w:t xml:space="preserve">click "View / Print Works" on the Bookshelf during the game, or "View / Print My Works" on the final results screen.</w:t>
+      </w:r>
+    </w:p>
+    <w:p>
+      <w:pPr>
+        <w:pStyle w:val="ListParagraph"/>
+        <w:numPr>
+          <w:ilvl w:val="0"/>
+          <w:numId w:val="3"/>
+        </w:numPr>
+        <w:spacing w:after="60" w:line="276"/>
+      </w:pPr>
+      <w:r>
+        <w:rPr>
+          <w:b/>
+          <w:bCs/>
+        </w:rPr>
+        <w:t xml:space="preserve">Multiplayer: </w:t>
+      </w:r>
+      <w:r>
+        <w:t xml:space="preserve">on the Final Standings screen, click "View / Print My Works" to export your own publications.</w:t>
+      </w:r>
+    </w:p>
+    <w:p>
+      <w:pPr>
+        <w:spacing w:after="120" w:line="276"/>
+      </w:pPr>
+      <w:r>
+        <w:rPr>
+          <w:b/>
+          <w:bCs/>
+        </w:rPr>
+        <w:t xml:space="preserve">The document opens in a new browser tab. </w:t>
+      </w:r>
+      <w:r>
+        <w:t xml:space="preserve">Use your browser’s Print command and choose "Save as PDF" as the destination to download it. The significance notes are included automatically, so the saved PDF works as a study guide for the topics in your deck.</w:t>
       </w:r>
     </w:p>
     <w:p>

--- a/docs/The-Historians-How-To-Play.docx
+++ b/docs/The-Historians-How-To-Play.docx
@@ -870,7 +870,7 @@
         <w:spacing w:after="120" w:line="276"/>
       </w:pPr>
       <w:r>
-        <w:t xml:space="preserve">Every other year you come into money — a grant while you’re job-hunting, or a pay raise once you’re employed — and every promotion adds a bonus. You invest each one in a single upgrade:</w:t>
+        <w:t xml:space="preserve">Every third year you come into money — a grant while you’re job-hunting, or a pay raise once you’re employed — and every promotion adds a bonus. A counter near the top of the screen shows how many years until your next one. You invest each one in a single upgrade:</w:t>
       </w:r>
     </w:p>
     <w:tbl>

--- a/docs/The-Historians-How-To-Play.docx
+++ b/docs/The-Historians-How-To-Play.docx
@@ -388,7 +388,7 @@
         <w:spacing w:after="120" w:line="276"/>
       </w:pPr>
       <w:r>
-        <w:t xml:space="preserve">A solo career runs 25 years. Time only passes when you take one of these actions:</w:t>
+        <w:t xml:space="preserve">A solo career runs 15 years. Time only passes when you take one of these actions:</w:t>
       </w:r>
     </w:p>
     <w:p>
@@ -1329,7 +1329,7 @@
         <w:spacing w:after="120" w:line="276"/>
       </w:pPr>
       <w:r>
-        <w:t xml:space="preserve">2 to 5 historians share one archive and compete. From the home screen you can create a game (pick a deck and a length — Short 10 years, Medium 18, or Long 25) or join an open lobby. The host starts the game once everyone is in.</w:t>
+        <w:t xml:space="preserve">2 to 5 historians share one archive and compete. From the home screen you can create a game (pick a deck and a length — Short 8 years, Medium 12, or Long 15) or join an open lobby. The host starts the game once everyone is in.</w:t>
       </w:r>
     </w:p>
     <w:p>

--- a/docs/The-Historians-How-To-Play.docx
+++ b/docs/The-Historians-How-To-Play.docx
@@ -388,7 +388,7 @@
         <w:spacing w:after="120" w:line="276"/>
       </w:pPr>
       <w:r>
-        <w:t xml:space="preserve">A solo career runs 15 years. Time only passes when you take one of these actions:</w:t>
+        <w:t xml:space="preserve">Before you start, pick a career length on the home screen — Short (8 years), Medium (12), or Long (15). After that, time only passes when you take one of these actions:</w:t>
       </w:r>
     </w:p>
     <w:p>

--- a/docs/The-Historians-How-To-Play.docx
+++ b/docs/The-Historians-How-To-Play.docx
@@ -472,7 +472,7 @@
         <w:spacing w:after="120" w:line="276"/>
       </w:pPr>
       <w:r>
-        <w:t xml:space="preserve">You begin as a recent PhD looking for work. Your career advances by what you publish:</w:t>
+        <w:t xml:space="preserve">You begin as a Visiting Assistant Professor. Your career advances by what you publish:</w:t>
       </w:r>
     </w:p>
     <w:tbl>
@@ -580,7 +580,7 @@
                 <w:sz w:val="20"/>
                 <w:szCs w:val="20"/>
               </w:rPr>
-              <w:t xml:space="preserve">Hired (Visiting Assistant Professor)</w:t>
+              <w:t xml:space="preserve">Visiting Assistant Professor</w:t>
             </w:r>
           </w:p>
         </w:tc>
@@ -607,7 +607,7 @@
                 <w:sz w:val="20"/>
                 <w:szCs w:val="20"/>
               </w:rPr>
-              <w:t xml:space="preserve">Publish your first article.</w:t>
+              <w:t xml:space="preserve">Where you begin.</w:t>
             </w:r>
           </w:p>
         </w:tc>
@@ -663,7 +663,7 @@
                 <w:sz w:val="20"/>
                 <w:szCs w:val="20"/>
               </w:rPr>
-              <w:t xml:space="preserve">Publish your first book.</w:t>
+              <w:t xml:space="preserve">Publish your first article.</w:t>
             </w:r>
           </w:p>
         </w:tc>
@@ -692,7 +692,7 @@
                 <w:sz w:val="20"/>
                 <w:szCs w:val="20"/>
               </w:rPr>
-              <w:t xml:space="preserve">Associate Professor</w:t>
+              <w:t xml:space="preserve">Associate Professor (tenured)</w:t>
             </w:r>
           </w:p>
         </w:tc>
@@ -719,7 +719,7 @@
                 <w:sz w:val="20"/>
                 <w:szCs w:val="20"/>
               </w:rPr>
-              <w:t xml:space="preserve">2 books published.</w:t>
+              <w:t xml:space="preserve">Publish your first book.</w:t>
             </w:r>
           </w:p>
         </w:tc>
@@ -851,10 +851,10 @@
           <w:b/>
           <w:bCs/>
         </w:rPr>
-        <w:t xml:space="preserve">Two deadlines can end your career early: </w:t>
-      </w:r>
-      <w:r>
-        <w:t xml:space="preserve">you must publish at least one article by year 3 (to get hired), and at least one book by year 6 (for a permanent post). Miss either and the game ends.</w:t>
+        <w:t xml:space="preserve">No deadlines: </w:t>
+      </w:r>
+      <w:r>
+        <w:t xml:space="preserve">your career never ends early. It simply runs to retirement at the end of the game — the more you publish, the higher your final standing.</w:t>
       </w:r>
     </w:p>
     <w:p>
@@ -1662,7 +1662,7 @@
         <w:spacing w:after="60" w:line="276"/>
       </w:pPr>
       <w:r>
-        <w:t xml:space="preserve">Hit the deadlines: an article by year 3, a book by year 6.</w:t>
+        <w:t xml:space="preserve">Publish your first article for a tenure-track post and your first book for tenure, then keep publishing books to reach Full Professor (4) and an Endowed Chair (7).</w:t>
       </w:r>
     </w:p>
     <w:p>
